--- a/backend/tests/fixtures/ingestion/sample_procedure.docx
+++ b/backend/tests/fixtures/ingestion/sample_procedure.docx
@@ -26,6 +26,30 @@
     <w:p>
       <w:r>
         <w:t>Harness, lanyard, and anchor point are mandatory above 1.8 metres.</w:t>
+      </w:r>
+    </w:p>
+    <w:p>
+      <w:pPr>
+        <w:pStyle w:val="ListBullet"/>
+      </w:pPr>
+      <w:r>
+        <w:t>Full-body harness rated to EN 361.</w:t>
+      </w:r>
+    </w:p>
+    <w:p>
+      <w:pPr>
+        <w:pStyle w:val="ListBullet"/>
+      </w:pPr>
+      <w:r>
+        <w:t>Shock-absorbing lanyard rated to EN 355.</w:t>
+      </w:r>
+    </w:p>
+    <w:p>
+      <w:pPr>
+        <w:pStyle w:val="ListBullet"/>
+      </w:pPr>
+      <w:r>
+        <w:t>Fixed anchor point rated to at least 22 kN.</w:t>
       </w:r>
     </w:p>
     <w:tbl>
